--- a/Volume 1/Chapter 06 - RESTful APIs/SPA_Vol1_Ch6_Lesson6_17a_API_Versioning_EXTENDED.docx
+++ b/Volume 1/Chapter 06 - RESTful APIs/SPA_Vol1_Ch6_Lesson6_17a_API_Versioning_EXTENDED.docx
@@ -67,10 +67,7 @@
     </w:p>
     <w:p>
       <w:r>
-        <w:t>Version an API by its path, from both sides, in Assembly, Rust, and Erlang, as Lesson 6.17 does. On the server, every route sits under /api/v1, built from one constant, API_VERSION, and a path under /api/ that names any other version gets 404 with a body that names the version the server does serve. On the client, every path is built from the same kind of constant, so moving to a new version is a one-line change. In Solidity, where a call has no path at all, see how a contract is versioned for real: it is o</w:t>
-      </w:r>
-      <w:r>
-        <w:t>ne version for as long as it exists, a new version is a new contract at a new address, and the contract names its version with a version() function that the client checks before it relies on any other answer.</w:t>
+        <w:t>Version an API by its path, from both sides, in Assembly, Rust, and Erlang, as Lesson 6.17 does. On the server, every route sits under /api/v1, built from one constant, API_VERSION, and a path under /api/ that names any other version gets 404 with a body that names the version the server does serve. On the client, every path is built from the same kind of constant, so moving to a new version is a one-line change. In Solidity, where a call has no path at all, see how a contract is versioned for real: it is one version for as long as it exists, a new version is a new contract at a new address, and the contract names its version with a version() function that the client checks before it relies on any other answer.</w:t>
       </w:r>
     </w:p>
     <w:p>
@@ -98,10 +95,7 @@
     </w:p>
     <w:p>
       <w:r>
-        <w:t>Lesson 6.17 explains why an API is a promise: once other people's programs rely on a path, a field, or a type, changing it breaks them, so a breaking change goes into a new version beside the old one. This companion shows where each language writes the version once and how each one compares the whole version segment, so that v10 is never mistaken for v1. It also shows a system where the promise is kept by force: the code at a contract's address can never change, so a contract cannot break its own clients, a</w:t>
-      </w:r>
-      <w:r>
-        <w:t>nd every new version must be a new deployment. Read Lesson 6.17 first: this companion uses its values, its output, its Exercise and Challenge, and does not repeat why each was chosen.</w:t>
+        <w:t>Lesson 6.17 explains why an API is a promise: once other people's programs rely on a path, a field, or a type, changing it breaks them, so a breaking change goes into a new version beside the old one. This companion shows where each language writes the version once and how each one compares the whole version segment, so that v10 is never mistaken for v1. It also shows a system where the promise is kept by force: the code at a contract's address can never change, so a contract cannot break its own clients, and every new version must be a new deployment. Read Lesson 6.17 first: this companion uses its values, its output, its Exercise and Challenge, and does not repeat why each was chosen.</w:t>
       </w:r>
     </w:p>
     <w:p>
@@ -129,10 +123,7 @@
     </w:p>
     <w:p>
       <w:r>
-        <w:t xml:space="preserve">Remember, an API's contract is everything a client relies on: the paths and methods, the fields and their types, the status codes, and the error body. A breaking change, such as renaming a field or changing id 2 to "2", goes into a new version served beside v1; an additive change, such as a new route or a new field, may go into v1 as it is (Lesson 6.17). This course versions by path, /api/v1/contacts/2, because the version then shows in every request line, curl command, link, and log. Lesson 6.17 names the </w:t>
-      </w:r>
-      <w:r>
-        <w:t>two other common forms: a required version header, such as GitHub's X-GitHub-Api-Version, and media-type versioning in the Accept header; and the two headers that announce a version's end, Deprecation and Sunset.</w:t>
+        <w:t>Remember, an API's contract is everything a client relies on: the paths and methods, the fields and their types, the status codes, and the error body. A breaking change, such as renaming a field or changing id 2 to "2", goes into a new version served beside v1; an additive change, such as a new route or a new field, may go into v1 as it is (Lesson 6.17). This course versions by path, /api/v1/contacts/2, because the version then shows in every request line, curl command, link, and log. Lesson 6.17 names the two other common forms: a required version header, such as GitHub's X-GitHub-Api-Version, and media-type versioning in the Accept header; and the two headers that announce a version's end, Deprecation and Sunset.</w:t>
       </w:r>
     </w:p>
     <w:p>
@@ -278,10 +269,7 @@
     </w:p>
     <w:p>
       <w:r>
-        <w:t>There is no v2, so the server's only job is to refuse it clearly: 404, because nothing lives at that address (the path is well formed, so 400 would say the wrong thing), with words that name the version it does serve. The check runs where every route has already failed to match, in the new handle_not_found, which route_request now calls for every request no route matched. A path under /api/ whose version segment is not v1 gets the version words through send_error; any other unknown path still gets no such p</w:t>
-      </w:r>
-      <w:r>
-        <w:t>ath.</w:t>
+        <w:t>There is no v2, so the server's only job is to refuse it clearly: 404, because nothing lives at that address (the path is well formed, so 400 would say the wrong thing), with words that name the version it does serve. The check runs where every route has already failed to match, in the new handle_not_found, which route_request now calls for every request no route matched. A path under /api/ whose version segment is not v1 gets the version words through send_error; any other unknown path still gets no such path.</w:t>
       </w:r>
     </w:p>
     <w:p>
@@ -520,10 +508,7 @@
         <w:pStyle w:val="ListBullet"/>
       </w:pPr>
       <w:r>
-        <w:t xml:space="preserve">The clients check version() before each read, as the other clients send three paths: for API_VERSION, then for "v2", then for "", no version. The Basic client logs each answer, or Not called and the version words when the contract is another version. The Production-Minded client gives each answer the status code the other servers send for it, as in Lesson 6.14a: a version the contract is not gets their 404. The 404 is the client's reading; the contract itself was never asked for v2, because no call can ask </w:t>
-      </w:r>
-      <w:r>
-        <w:t>it.</w:t>
+        <w:t>The clients check version() before each read, as the other clients send three paths: for API_VERSION, then for "v2", then for "", no version. The Basic client logs each answer, or Not called and the version words when the contract is another version. The Production-Minded client gives each answer the status code the other servers send for it, as in Lesson 6.14a: a version the contract is not gets their 404. The 404 is the client's reading; the contract itself was never asked for v2, because no call can ask it.</w:t>
       </w:r>
     </w:p>
     <w:p>
@@ -683,10 +668,7 @@
         <w:pStyle w:val="ListBullet"/>
       </w:pPr>
       <w:r>
-        <w:t xml:space="preserve">The Production-Minded servers are Lesson 6.14a's, with their routes (health; GET and DELETE /api/v1/contacts/{id} with parse_path_id; POST /api/v1/contacts), send_json, send_error, send_failure, send_unavailable's 503, and the frozen handler shape unchanged. Only the 404 answer changes: API_PREFIX is API_ROOT "/api/" plus API_VERSION "v1", and a path under /api/ whose version segment is not v1 gets 404 with {"code":"not_found","message":"no such API version; supported: v1"}. Any other unknown path gets 404 </w:t>
-      </w:r>
-      <w:r>
-        <w:t>no such path.</w:t>
+        <w:t>The Production-Minded servers are Lesson 6.14a's, with their routes (health; GET and DELETE /api/v1/contacts/{id} with parse_path_id; POST /api/v1/contacts), send_json, send_error, send_failure, send_unavailable's 503, and the frozen handler shape unchanged. Only the 404 answer changes: API_PREFIX is API_ROOT "/api/" plus API_VERSION "v1", and a path under /api/ whose version segment is not v1 gets 404 with {"code":"not_found","message":"no such API version; supported: v1"}. Any other unknown path gets 404 no such path.</w:t>
       </w:r>
     </w:p>
     <w:p>
@@ -915,10 +897,7 @@
     </w:p>
     <w:p>
       <w:r>
-        <w:t>The files step 1 copies from lesson-6.14-extended are not printed in this lesson, so they are not in the layout: certs, .gitignore, the reset file (sql/reset_contacts.sql), mysql-otp (vendor/mysql), cJSON (assembly/cJSON.c and cJSON.h), libmysql's three DLLs, your Chapter 5 contacts module (assembly/windows/contacts.asm and contacts.inc, rust/src/contacts.rs, erlang/contacts.erl and contacts.hrl), the contact store files (contact_store, contact_create, and contact_delete, in .asm, .rs, and .erl), rust/Cargo</w:t>
-      </w:r>
-      <w:r>
-        <w:t>.toml, the two deploy scripts, ContactPath.sol, and ContactRules.sol. Step 2 copies rust/Cargo.lock and solidity/foundry.toml from there too.</w:t>
+        <w:t>The files step 1 copies from lesson-6.14-extended are not printed in this lesson, so they are not in the layout: certs, .gitignore, the reset file (sql/reset_contacts.sql), mysql-otp (vendor/mysql), cJSON (assembly/cJSON.c and cJSON.h), libmysql's three DLLs, your Chapter 5 contacts module (assembly/windows/contacts.asm and contacts.inc, rust/src/contacts.rs, erlang/contacts.erl and contacts.hrl), the contact store files (contact_store, contact_create, and contact_delete, in .asm, .rs, and .erl), rust/Cargo.toml, the two deploy scripts, ContactPath.sol, and ContactRules.sol. Step 2 copies rust/Cargo.lock and solidity/foundry.toml from there too.</w:t>
       </w:r>
     </w:p>
     <w:p>
@@ -1127,10 +1106,7 @@
         <w:keepNext/>
       </w:pPr>
       <w:r>
-        <w:t>Still in lesson-6.17-extended, copy every file this lesson uses unchanged from your Lesson 6.14a folder: the certificates and .gitignore, mysql-otp, the reset file, cJSON, the MySQL DLLs, your Chapter 5 contacts module, the contact store files, Cargo.toml, the two deploy scripts, ContactPath.sol, and ContactRules.sol. The Production-Minded programs grow from Lesson 6.14a's, as Lesson 6.17's grow from Lesson 6.14's; the servers, the clients, and the two contracts change, so they are printed in full below. Re</w:t>
-      </w:r>
-      <w:r>
-        <w:t>member, contact*.asm names every file whose name starts with contact and ends with .asm: contacts.asm and the three store files (Lesson 6.15a). The last line puts this lesson's Rust project name, api_versioning, into Cargo.toml:</w:t>
+        <w:t>Still in lesson-6.17-extended, copy every file this lesson uses unchanged from your Lesson 6.14a folder: the certificates and .gitignore, mysql-otp, the reset file, cJSON, the MySQL DLLs, your Chapter 5 contacts module, the contact store files, Cargo.toml, the two deploy scripts, ContactPath.sol, and ContactRules.sol. The Production-Minded programs grow from Lesson 6.14a's, as Lesson 6.17's grow from Lesson 6.14's; the servers, the clients, and the two contracts change, so they are printed in full below. Remember, contact*.asm names every file whose name starts with contact and ends with .asm: contacts.asm and the three store files (Lesson 6.15a). The last line puts this lesson's Rust project name, api_versioning, into Cargo.toml:</w:t>
       </w:r>
     </w:p>
     <w:p>
@@ -1757,10 +1733,7 @@
     </w:p>
     <w:p>
       <w:r>
-        <w:t>Remember, each library goes into the lesson folder only, at the version its project file or command pins. Cargo.toml pins Lesson 6.14a's crates at the same versions, so copy Lesson 6.14a's Cargo.lock and let cargo fetch read it: it keeps every version and only writes this project's new name, api_versioning, into it. foundry.toml is Lesson 6.14a's too, and forge installs forge-std inside the lesson folder again. Each file is copied just before the command that reads it. Erlang's inets, ssl, uri_string, and j</w:t>
-      </w:r>
-      <w:r>
-        <w:t>son come with Erlang/OTP.</w:t>
+        <w:t>Remember, each library goes into the lesson folder only, at the version its project file or command pins. Cargo.toml pins Lesson 6.14a's crates at the same versions, so copy Lesson 6.14a's Cargo.lock and let cargo fetch read it: it keeps every version and only writes this project's new name, api_versioning, into it. foundry.toml is Lesson 6.14a's too, and forge installs forge-std inside the lesson folder again. Each file is copied just before the command that reads it. Erlang's inets, ssl, uri_string, and json come with Erlang/OTP.</w:t>
       </w:r>
     </w:p>
     <w:p>
@@ -2546,10 +2519,7 @@
     </w:p>
     <w:p>
       <w:r>
-        <w:t xml:space="preserve">Remember, Assembly calls libmicrohttpd for the server and libcurl for the client, as C does, and every Windows Assembly block starts with the $env:Path line, so the programs load MSYS2's DLLs (Lesson 6.0a). Remember, both servers answer one request at a time, because your Chapter 5 contacts.asm keeps its records in .bss (Lesson 6.5a). The Production-Minded server links Lesson 6.5a's contact_store.asm, Lesson 6.6a's contact_create.asm, and Lesson 6.9a's contact_delete.asm beside your Chapter 5 contacts.asm, </w:t>
-      </w:r>
-      <w:r>
-        <w:t>libmysql, and cJSON; the Basic server reads with your Chapter 5 functions alone. The clients parse no JSON, so they link only libcurl.</w:t>
+        <w:t>Remember, Assembly calls libmicrohttpd for the server and libcurl for the client, as C does, and every Windows Assembly block starts with the $env:Path line, so the programs load MSYS2's DLLs (Lesson 6.0a). Remember, both servers answer one request at a time, because your Chapter 5 contacts.asm keeps its records in .bss (Lesson 6.5a). The Production-Minded server links Lesson 6.5a's contact_store.asm, Lesson 6.6a's contact_create.asm, and Lesson 6.9a's contact_delete.asm beside your Chapter 5 contacts.asm, libmysql, and cJSON; the Basic server reads with your Chapter 5 functions alone. The clients parse no JSON, so they link only libcurl.</w:t>
       </w:r>
     </w:p>
     <w:p>
@@ -2595,10 +2565,7 @@
     </w:p>
     <w:p>
       <w:r>
-        <w:t>Start with the most direct versions. The Basic server is Lesson 6.11a's with one change: answer_request now checks the version first, with two strncmp tests: a path that starts with /api/ but not with /api/v1/ gets 404 with the version words. Everything after that is Lesson 6.11a's. The Basic client: API_VERSION is a %define, and "/api/", API_VERSION, "/contacts/2" builds the first path from it; main walks the list of three paths, and fetch_path sends each on the same libcurl handle. The new steps are comme</w:t>
-      </w:r>
-      <w:r>
-        <w:t>nted in full, and the ones from earlier lessons have short reminders.</w:t>
+        <w:t>Start with the most direct versions. The Basic server is Lesson 6.11a's with one change: answer_request now checks the version first, with two strncmp tests: a path that starts with /api/ but not with /api/v1/ gets 404 with the version words. Everything after that is Lesson 6.11a's. The Basic client: API_VERSION is a %define, and "/api/", API_VERSION, "/contacts/2" builds the first path from it; main walks the list of three paths, and fetch_path sends each on the same libcurl handle. The new steps are commented in full, and the ones from earlier lessons have short reminders.</w:t>
       </w:r>
     </w:p>
     <w:p>
@@ -9766,10 +9733,7 @@
     </w:p>
     <w:p>
       <w:r>
-        <w:t>The server is Lesson 6.14a's with one change: its 404 answer. API_PREFIX is now built from API_ROOT and API_VERSION, and route_request's .not_found calls the new handle_not_found, which asks the new is_unknown_version and answers a version other than v1 with the version words through send_error. Every other route and handler, and the 503 for a database that cannot be reached, are Lesson 6.14a's. The client is Lesson 6.14a's with API_VERSION added: send_all walks request_paths, a list of three paths, and sen</w:t>
-      </w:r>
-      <w:r>
-        <w:t>ds each through send_and_report, one line each, with outcome_for's words. Read is_unknown_version and handle_not_found first, then the client's paths and send_all.</w:t>
+        <w:t>The server is Lesson 6.14a's with one change: its 404 answer. API_PREFIX is now built from API_ROOT and API_VERSION, and route_request's .not_found calls the new handle_not_found, which asks the new is_unknown_version and answers a version other than v1 with the version words through send_error. Every other route and handler, and the 503 for a database that cannot be reached, are Lesson 6.14a's. The client is Lesson 6.14a's with API_VERSION added: send_all walks request_paths, a list of three paths, and sends each through send_and_report, one line each, with outcome_for's words. Read is_unknown_version and handle_not_found first, then the client's paths and send_all.</w:t>
       </w:r>
     </w:p>
     <w:p>
@@ -28003,10 +27967,7 @@
     </w:p>
     <w:p>
       <w:r>
-        <w:t>The server is Lesson 6.14a's with one change: its 404 answer. API_ROOT and API_VERSION replace the API_PREFIX const, api_prefix joins them, and route_request's last line calls the new handle_not_found, which asks the new is_unknown_version and answers a version other than v1 with the version words through send_error. Every other route and handler, to_bytes with MAX_BODY_BYTES, handler_answer, and the 503 are Lesson 6.14a's. The client is Lesson 6.14a's with API_VERSION added: main builds the API prefix from</w:t>
-      </w:r>
-      <w:r>
-        <w:t xml:space="preserve"> it, and the for loop sends three paths through send_and_report. Read is_unknown_version and handle_not_found first, then the client's main.</w:t>
+        <w:t>The server is Lesson 6.14a's with one change: its 404 answer. API_ROOT and API_VERSION replace the API_PREFIX const, api_prefix joins them, and route_request's last line calls the new handle_not_found, which asks the new is_unknown_version and answers a version other than v1 with the version words through send_error. Every other route and handler, to_bytes with MAX_BODY_BYTES, handler_answer, and the 503 are Lesson 6.14a's. The client is Lesson 6.14a's with API_VERSION added: main builds the API prefix from it, and the for loop sends three paths through send_and_report. Read is_unknown_version and handle_not_found first, then the client's main.</w:t>
       </w:r>
     </w:p>
     <w:p>
@@ -36257,10 +36218,7 @@
     </w:p>
     <w:p>
       <w:r>
-        <w:t xml:space="preserve">The server is Lesson 6.14a's with one change: its 404 answer. ?API_PREFIX is now built from ?API_ROOT and ?API_VERSION, the two {id} route patterns name ?API_VERSION, and route_request's last branch calls the new handle_not_found, which asks the new is_unknown_version and answers a version other than v1 with the version words through send_error. Every other route and handler, max_body_size, and the 503 are Lesson 6.14a's. The client is Lesson 6.14a's with ?API_VERSION added: lists:all sends the three paths </w:t>
-      </w:r>
-      <w:r>
-        <w:t>through send_and_report. Read is_unknown_version and handle_not_found first, then the client's main.</w:t>
+        <w:t>The server is Lesson 6.14a's with one change: its 404 answer. ?API_PREFIX is now built from ?API_ROOT and ?API_VERSION, the two {id} route patterns name ?API_VERSION, and route_request's last branch calls the new handle_not_found, which asks the new is_unknown_version and answers a version other than v1 with the version words through send_error. Every other route and handler, max_body_size, and the 503 are Lesson 6.14a's. The client is Lesson 6.14a's with ?API_VERSION added: lists:all sends the three paths through send_and_report. Read is_unknown_version and handle_not_found first, then the client's main.</w:t>
       </w:r>
     </w:p>
     <w:p>
@@ -40631,10 +40589,7 @@
     </w:p>
     <w:p>
       <w:r>
-        <w:t xml:space="preserve">Solidity's section maps Lesson 6.17 onto the honest counterpart that Concept describes: anvil is the server process, each contract is one version for life and names it with version(), and the clients are forge scripts that check it before they read. Remember, forge script --broadcast sends a script's marked calls as transactions, and --unlocked --sender sends them from anvil's first test account (Lesson 6.5a); without --broadcast, forge runs the script on its own copy of the chain and sends nothing. --json </w:t>
-      </w:r>
-      <w:r>
-        <w:t>| ConvertFrom-Json | ForEach-Object { $_.logs } prints console.log's lines exactly (Lesson 6.13a). Every Solidity block runs in the lesson-6.17-extended folder.</w:t>
+        <w:t>Solidity's section maps Lesson 6.17 onto the honest counterpart that Concept describes: anvil is the server process, each contract is one version for life and names it with version(), and the clients are forge scripts that check it before they read. Remember, forge script --broadcast sends a script's marked calls as transactions, and --unlocked --sender sends them from anvil's first test account (Lesson 6.5a); without --broadcast, forge runs the script on its own copy of the chain and sends nothing. --json | ConvertFrom-Json | ForEach-Object { $_.logs } prints console.log's lines exactly (Lesson 6.13a). Every Solidity block runs in the lesson-6.17-extended folder.</w:t>
       </w:r>
     </w:p>
     <w:p>
@@ -42710,10 +42665,7 @@
     </w:p>
     <w:p>
       <w:r>
-        <w:t>The Production-Minded contract is Lesson 6.14a's ContactApi with API_VERSION and one new function, version(); DeployContactApi, copied from Lesson 6.14a, stores the three contacts. The client script is Lesson 6.14a's with API_VERSION added: statusFor, outcomeFor, readStatus, and report are unchanged, versionedReadStatus asks version() before it reads, readCall writes each line's call, and run makes three reads. The Version Check asks version() by hand. Read version() first, then the client's versionedReadSt</w:t>
-      </w:r>
-      <w:r>
-        <w:t>atus and run.</w:t>
+        <w:t>The Production-Minded contract is Lesson 6.14a's ContactApi with API_VERSION and one new function, version(); DeployContactApi, copied from Lesson 6.14a, stores the three contacts. The client script is Lesson 6.14a's with API_VERSION added: statusFor, outcomeFor, readStatus, and report are unchanged, versionedReadStatus asks version() before it reads, readCall writes each line's call, and run makes three reads. The Version Check asks version() by hand. Read version() first, then the client's versionedReadStatus and run.</w:t>
       </w:r>
     </w:p>
     <w:p>
@@ -47502,10 +47454,7 @@
     </w:p>
     <w:p>
       <w:r>
-        <w:t>The Contact Manager REST API's EXTENDED companion serves every route under API_PREFIX in Assembly, Rust, and Erlang, built from API_VERSION, and answers any other version under /api/ with this lesson's 404 and its version words, through the same handle_not_found. In Solidity, the project's contract names its version with version(), and its client scripts check it before they read. The GitHub API Explorer's EXTENDED companion sends a required version header, X-GitHub-Api-Version, from one constant beside its</w:t>
-      </w:r>
-      <w:r>
-        <w:t xml:space="preserve"> base URL, the other common form Lesson 6.17 names.</w:t>
+        <w:t>The Contact Manager REST API's EXTENDED companion serves every route under API_PREFIX in Assembly, Rust, and Erlang, built from API_VERSION, and answers any other version under /api/ with this lesson's 404 and its version words, through the same handle_not_found. In Solidity, the project's contract names its version with version(), and its client scripts check it before they read. The GitHub API Explorer's EXTENDED companion sends a required version header, X-GitHub-Api-Version, from one constant beside its base URL, the other common form Lesson 6.17 names.</w:t>
       </w:r>
     </w:p>
     <w:p>
@@ -47741,10 +47690,7 @@
         <w:pStyle w:val="ListBullet"/>
       </w:pPr>
       <w:r>
-        <w:t>In the Production-Minded client, after the three requests, send GET /api with send_request and print Versions: followed by the body. Stop with exit code 1 if there was no answer (status code 0). Assembly: a print_versions function that calls send_request with get_method, versions_path, and empty_text for the key and the body, then printf with versions_line db "Versions: %s", 10, 0 and the response's body; send_all calls it after its loop. Rust: let versions = send_request(&amp;agent, "GET", "/api", "", ""), the</w:t>
-      </w:r>
-      <w:r>
-        <w:t>n println!. Erlang: a print_versions(Client) function, called from main's true branch instead of ok.</w:t>
+        <w:t>In the Production-Minded client, after the three requests, send GET /api with send_request and print Versions: followed by the body. Stop with exit code 1 if there was no answer (status code 0). Assembly: a print_versions function that calls send_request with get_method, versions_path, and empty_text for the key and the body, then printf with versions_line db "Versions: %s", 10, 0 and the response's body; send_all calls it after its loop. Rust: let versions = send_request(&amp;agent, "GET", "/api", "", ""), then println!. Erlang: a print_versions(Client) function, called from main's true branch instead of ok.</w:t>
       </w:r>
     </w:p>
     <w:p>
@@ -48014,10 +47960,7 @@
     </w:p>
     <w:p>
       <w:r>
-        <w:t>A path version keeps every change safe: v1 answers as it always has, and a breaking change waits for a new version beside it. Each Extended server writes API_VERSION once, builds every route from the prefix, and answers any other version under /api/ with 404 and the version it does serve, comparing the whole segment, so v10 is never v1; each client builds its paths from the same kind of constant. A contract keeps the promise by force: its code never changes, so it is one version for life, a new version is a</w:t>
-      </w:r>
-      <w:r>
-        <w:t xml:space="preserve"> new address, and version() lets a client check what it is talking to before it relies on any answer. Lesson 6.18a turns to pagination: serving a collection one page at a time, with a link to the next page.</w:t>
+        <w:t>A path version keeps every change safe: v1 answers as it always has, and a breaking change waits for a new version beside it. Each Extended server writes API_VERSION once, builds every route from the prefix, and answers any other version under /api/ with 404 and the version it does serve, comparing the whole segment, so v10 is never v1; each client builds its paths from the same kind of constant. A contract keeps the promise by force: its code never changes, so it is one version for life, a new version is a new address, and version() lets a client check what it is talking to before it relies on any answer. Lesson 6.18a turns to pagination: serving a collection one page at a time, with a link to the next page.</w:t>
       </w:r>
     </w:p>
     <w:sectPr>

--- a/Volume 1/Chapter 06 - RESTful APIs/SPA_Vol1_Ch6_Lesson6_17a_API_Versioning_EXTENDED.docx
+++ b/Volume 1/Chapter 06 - RESTful APIs/SPA_Vol1_Ch6_Lesson6_17a_API_Versioning_EXTENDED.docx
@@ -1441,7 +1441,7 @@
         <w:keepNext/>
       </w:pPr>
       <w:r>
-        <w:t>$openssl = "C:\Program Files\Git\mingw64\bin\openssl.exe"</w:t>
+        <w:t>$openssl = "C:\Program Files\Git\ucrt64\bin\openssl.exe"</w:t>
       </w:r>
     </w:p>
     <w:p>
@@ -48832,31 +48832,31 @@
       </w:rPr>
     </w:lvl>
   </w:abstractNum>
-  <w:num w:numId="1" w16cid:durableId="949048655">
+  <w:num w:numId="1" w16cid:durableId="1475413002">
     <w:abstractNumId w:val="8"/>
   </w:num>
-  <w:num w:numId="2" w16cid:durableId="616526177">
+  <w:num w:numId="2" w16cid:durableId="1245336278">
     <w:abstractNumId w:val="6"/>
   </w:num>
-  <w:num w:numId="3" w16cid:durableId="196705081">
+  <w:num w:numId="3" w16cid:durableId="1240797772">
     <w:abstractNumId w:val="5"/>
   </w:num>
-  <w:num w:numId="4" w16cid:durableId="422339450">
+  <w:num w:numId="4" w16cid:durableId="934478343">
     <w:abstractNumId w:val="4"/>
   </w:num>
-  <w:num w:numId="5" w16cid:durableId="1799178462">
+  <w:num w:numId="5" w16cid:durableId="765661435">
     <w:abstractNumId w:val="7"/>
   </w:num>
-  <w:num w:numId="6" w16cid:durableId="580912396">
+  <w:num w:numId="6" w16cid:durableId="1512259407">
     <w:abstractNumId w:val="3"/>
   </w:num>
-  <w:num w:numId="7" w16cid:durableId="711421300">
+  <w:num w:numId="7" w16cid:durableId="759253467">
     <w:abstractNumId w:val="2"/>
   </w:num>
-  <w:num w:numId="8" w16cid:durableId="1391266535">
+  <w:num w:numId="8" w16cid:durableId="317614092">
     <w:abstractNumId w:val="1"/>
   </w:num>
-  <w:num w:numId="9" w16cid:durableId="616640677">
+  <w:num w:numId="9" w16cid:durableId="1132601093">
     <w:abstractNumId w:val="0"/>
   </w:num>
 </w:numbering>
